--- a/docs/BOTAS_Vardiya_Cizelgeleme_ProjectCharter.docx
+++ b/docs/BOTAS_Vardiya_Cizelgeleme_ProjectCharter.docx
@@ -3033,7 +3033,7 @@
           <w:sz w:val="22"/>
           <w:szCs w:val="22"/>
         </w:rPr>
-        <w:t xml:space="preserve">Tesiste iki bina bulunmakta ve güvenlik hizmeti günde üç vardiya halinde (00.00–08.00, 08.00–16.00, 16.00–24.00) kesintisiz yürütülmektedir. Devriye görevi bulunmamakta; personel kapı, müracaat ve kontrol odası noktalarında görevlendirilmektedir. Kontrol odası yalnızca bir binada yer almakta, vardiya şefliği ise iki bina için ortak tek bir görev olarak tanımlanmaktadır.</w:t>
+        <w:t xml:space="preserve">Tesiste iki bina bulunmakta ve güvenlik hizmeti günde üç vardiya halinde (00.00–08.00, 08.00–16.00, 16.00–24.00) kesintisiz yürütülmektedir. Devriye görevi bulunmamakta; personel güvenlik ve müracaat noktalarında görevlendirilmektedir. Görev noktaları bina ayrımı yapılmadan tesis geneli tanımlanmıştır: kapı ve kontrol odası arasındaki ayrım kaldırılmış, tek bir "Güvenlik" noktasında birleştirilmiştir — kontrol odasında görevli personel zaten ayrı bir meslek grubu değil aynı yetkinliğe sahip bir güvenlik görevlisiydi, dolayısıyla atamanın hangi fiziksel noktaya yazıldığı modelin ihtiyaç duyduğu bir bilgi değildir; kim hangi kapıda veya kontrol odasında duracağını vardiya şefi o gün belirler. Aynı gerekçeyle müracaat noktası da bina ayrımı olmadan tanımlanmıştır.</w:t>
       </w:r>
     </w:p>
     <w:p>
@@ -3247,7 +3247,7 @@
                 <w:sz w:val="20"/>
                 <w:szCs w:val="20"/>
               </w:rPr>
-              <w:t xml:space="preserve">Kontrol Odası</w:t>
+              <w:t xml:space="preserve">Güvenlik</w:t>
             </w:r>
           </w:p>
         </w:tc>
@@ -3272,7 +3272,7 @@
                 <w:sz w:val="20"/>
                 <w:szCs w:val="20"/>
               </w:rPr>
-              <w:t xml:space="preserve">Bina A</w:t>
+              <w:t xml:space="preserve">Tesis geneli</w:t>
             </w:r>
           </w:p>
         </w:tc>
@@ -3324,7 +3324,7 @@
                 <w:sz w:val="20"/>
                 <w:szCs w:val="20"/>
               </w:rPr>
-              <w:t xml:space="preserve">Kapı</w:t>
+              <w:t xml:space="preserve">Müracaat</w:t>
             </w:r>
           </w:p>
         </w:tc>
@@ -3349,238 +3349,7 @@
                 <w:sz w:val="20"/>
                 <w:szCs w:val="20"/>
               </w:rPr>
-              <w:t xml:space="preserve">Bina A</w:t>
-            </w:r>
-          </w:p>
-        </w:tc>
-        <w:tc>
-          <w:tcPr>
-            <w:tcW w:type="dxa" w:w="3000"/>
-            <w:tcMar>
-              <w:top w:type="dxa" w:w="80"/>
-              <w:left w:type="dxa" w:w="120"/>
-              <w:bottom w:type="dxa" w:w="80"/>
-              <w:right w:type="dxa" w:w="120"/>
-            </w:tcMar>
-          </w:tcPr>
-          <w:p>
-            <w:pPr>
-              <w:spacing w:after="0" w:line="260"/>
-            </w:pPr>
-            <w:r>
-              <w:rPr>
-                <w:b w:val="false"/>
-                <w:bCs w:val="false"/>
-                <w:sz w:val="20"/>
-                <w:szCs w:val="20"/>
-              </w:rPr>
-              <w:t xml:space="preserve">Güvenlik Görevi</w:t>
-            </w:r>
-          </w:p>
-        </w:tc>
-      </w:tr>
-      <w:tr>
-        <w:tc>
-          <w:tcPr>
-            <w:tcW w:type="dxa" w:w="3400"/>
-            <w:tcMar>
-              <w:top w:type="dxa" w:w="80"/>
-              <w:left w:type="dxa" w:w="120"/>
-              <w:bottom w:type="dxa" w:w="80"/>
-              <w:right w:type="dxa" w:w="120"/>
-            </w:tcMar>
-          </w:tcPr>
-          <w:p>
-            <w:pPr>
-              <w:spacing w:after="0" w:line="260"/>
-            </w:pPr>
-            <w:r>
-              <w:rPr>
-                <w:b w:val="false"/>
-                <w:bCs w:val="false"/>
-                <w:sz w:val="20"/>
-                <w:szCs w:val="20"/>
-              </w:rPr>
-              <w:t xml:space="preserve">Kapı</w:t>
-            </w:r>
-          </w:p>
-        </w:tc>
-        <w:tc>
-          <w:tcPr>
-            <w:tcW w:type="dxa" w:w="2600"/>
-            <w:tcMar>
-              <w:top w:type="dxa" w:w="80"/>
-              <w:left w:type="dxa" w:w="120"/>
-              <w:bottom w:type="dxa" w:w="80"/>
-              <w:right w:type="dxa" w:w="120"/>
-            </w:tcMar>
-          </w:tcPr>
-          <w:p>
-            <w:pPr>
-              <w:spacing w:after="0" w:line="260"/>
-            </w:pPr>
-            <w:r>
-              <w:rPr>
-                <w:b w:val="false"/>
-                <w:bCs w:val="false"/>
-                <w:sz w:val="20"/>
-                <w:szCs w:val="20"/>
-              </w:rPr>
-              <w:t xml:space="preserve">Bina B</w:t>
-            </w:r>
-          </w:p>
-        </w:tc>
-        <w:tc>
-          <w:tcPr>
-            <w:tcW w:type="dxa" w:w="3000"/>
-            <w:tcMar>
-              <w:top w:type="dxa" w:w="80"/>
-              <w:left w:type="dxa" w:w="120"/>
-              <w:bottom w:type="dxa" w:w="80"/>
-              <w:right w:type="dxa" w:w="120"/>
-            </w:tcMar>
-          </w:tcPr>
-          <w:p>
-            <w:pPr>
-              <w:spacing w:after="0" w:line="260"/>
-            </w:pPr>
-            <w:r>
-              <w:rPr>
-                <w:b w:val="false"/>
-                <w:bCs w:val="false"/>
-                <w:sz w:val="20"/>
-                <w:szCs w:val="20"/>
-              </w:rPr>
-              <w:t xml:space="preserve">Güvenlik Görevi</w:t>
-            </w:r>
-          </w:p>
-        </w:tc>
-      </w:tr>
-      <w:tr>
-        <w:tc>
-          <w:tcPr>
-            <w:tcW w:type="dxa" w:w="3400"/>
-            <w:tcMar>
-              <w:top w:type="dxa" w:w="80"/>
-              <w:left w:type="dxa" w:w="120"/>
-              <w:bottom w:type="dxa" w:w="80"/>
-              <w:right w:type="dxa" w:w="120"/>
-            </w:tcMar>
-          </w:tcPr>
-          <w:p>
-            <w:pPr>
-              <w:spacing w:after="0" w:line="260"/>
-            </w:pPr>
-            <w:r>
-              <w:rPr>
-                <w:b w:val="false"/>
-                <w:bCs w:val="false"/>
-                <w:sz w:val="20"/>
-                <w:szCs w:val="20"/>
-              </w:rPr>
-              <w:t xml:space="preserve">Müracaat</w:t>
-            </w:r>
-          </w:p>
-        </w:tc>
-        <w:tc>
-          <w:tcPr>
-            <w:tcW w:type="dxa" w:w="2600"/>
-            <w:tcMar>
-              <w:top w:type="dxa" w:w="80"/>
-              <w:left w:type="dxa" w:w="120"/>
-              <w:bottom w:type="dxa" w:w="80"/>
-              <w:right w:type="dxa" w:w="120"/>
-            </w:tcMar>
-          </w:tcPr>
-          <w:p>
-            <w:pPr>
-              <w:spacing w:after="0" w:line="260"/>
-            </w:pPr>
-            <w:r>
-              <w:rPr>
-                <w:b w:val="false"/>
-                <w:bCs w:val="false"/>
-                <w:sz w:val="20"/>
-                <w:szCs w:val="20"/>
-              </w:rPr>
-              <w:t xml:space="preserve">Bina A</w:t>
-            </w:r>
-          </w:p>
-        </w:tc>
-        <w:tc>
-          <w:tcPr>
-            <w:tcW w:type="dxa" w:w="3000"/>
-            <w:tcMar>
-              <w:top w:type="dxa" w:w="80"/>
-              <w:left w:type="dxa" w:w="120"/>
-              <w:bottom w:type="dxa" w:w="80"/>
-              <w:right w:type="dxa" w:w="120"/>
-            </w:tcMar>
-          </w:tcPr>
-          <w:p>
-            <w:pPr>
-              <w:spacing w:after="0" w:line="260"/>
-            </w:pPr>
-            <w:r>
-              <w:rPr>
-                <w:b w:val="false"/>
-                <w:bCs w:val="false"/>
-                <w:sz w:val="20"/>
-                <w:szCs w:val="20"/>
-              </w:rPr>
-              <w:t xml:space="preserve">Müracaat Görevlisi</w:t>
-            </w:r>
-          </w:p>
-        </w:tc>
-      </w:tr>
-      <w:tr>
-        <w:tc>
-          <w:tcPr>
-            <w:tcW w:type="dxa" w:w="3400"/>
-            <w:tcMar>
-              <w:top w:type="dxa" w:w="80"/>
-              <w:left w:type="dxa" w:w="120"/>
-              <w:bottom w:type="dxa" w:w="80"/>
-              <w:right w:type="dxa" w:w="120"/>
-            </w:tcMar>
-          </w:tcPr>
-          <w:p>
-            <w:pPr>
-              <w:spacing w:after="0" w:line="260"/>
-            </w:pPr>
-            <w:r>
-              <w:rPr>
-                <w:b w:val="false"/>
-                <w:bCs w:val="false"/>
-                <w:sz w:val="20"/>
-                <w:szCs w:val="20"/>
-              </w:rPr>
-              <w:t xml:space="preserve">Müracaat</w:t>
-            </w:r>
-          </w:p>
-        </w:tc>
-        <w:tc>
-          <w:tcPr>
-            <w:tcW w:type="dxa" w:w="2600"/>
-            <w:tcMar>
-              <w:top w:type="dxa" w:w="80"/>
-              <w:left w:type="dxa" w:w="120"/>
-              <w:bottom w:type="dxa" w:w="80"/>
-              <w:right w:type="dxa" w:w="120"/>
-            </w:tcMar>
-          </w:tcPr>
-          <w:p>
-            <w:pPr>
-              <w:spacing w:after="0" w:line="260"/>
-            </w:pPr>
-            <w:r>
-              <w:rPr>
-                <w:b w:val="false"/>
-                <w:bCs w:val="false"/>
-                <w:sz w:val="20"/>
-                <w:szCs w:val="20"/>
-              </w:rPr>
-              <w:t xml:space="preserve">Bina B</w:t>
+              <w:t xml:space="preserve">Tesis geneli</w:t>
             </w:r>
           </w:p>
         </w:tc>
@@ -3632,7 +3401,7 @@
           <w:sz w:val="22"/>
           <w:szCs w:val="22"/>
         </w:rPr>
-        <w:t xml:space="preserve">Yetkinlik yapısı üç tanımdan oluşmaktadır. Güvenlik Görevi yetkinliği, kapı ve kontrol odası noktalarında görev alabilmenin ön koşuludur; kontrol odasında görevli personel ayrı bir meslek grubu değil, yalnızca farklı bir noktada bulunan güvenlik görevlisidir. Vardiya Şefi yetkinliğine sahip personel aynı zamanda Güvenlik Görevi yetkinliğini de taşımakta, dolayısıyla müracaat dışındaki tüm noktalarda görevlendirilebilmektedir. Müracaat Görevlisi ise yalnızca müracaat noktasında çalışmakta; bu personel Güvenlik Görevi yetkinliğini taşımadığı için başka bir noktaya atanamamakta, aynı şekilde müracaat noktası da bu yetkinliğe sahip olmayan personele açılmamaktadır.</w:t>
+        <w:t xml:space="preserve">Yetkinlik yapısı üç tanımdan oluşmaktadır. Güvenlik Görevi yetkinliği, güvenlik noktasında (kapı ve kontrol odası görevlerini birlikte kapsar) görev alabilmenin ön koşuludur. Vardiya Şefi yetkinliğine sahip personel aynı zamanda Güvenlik Görevi yetkinliğini de taşımakta, dolayısıyla müracaat dışındaki tüm noktalarda görevlendirilebilmektedir. Müracaat Görevlisi ise yalnızca müracaat noktasında çalışmakta; bu personel Güvenlik Görevi yetkinliğini taşımadığı için başka bir noktaya atanamamakta, aynı şekilde müracaat noktası da bu yetkinliğe sahip olmayan personele açılmamaktadır.</w:t>
       </w:r>
     </w:p>
     <w:p>
@@ -3846,7 +3615,7 @@
                 <w:sz w:val="20"/>
                 <w:szCs w:val="20"/>
               </w:rPr>
-              <w:t xml:space="preserve">Kontrol Odası</w:t>
+              <w:t xml:space="preserve">Güvenlik</w:t>
             </w:r>
           </w:p>
         </w:tc>
@@ -3871,7 +3640,7 @@
                 <w:sz w:val="20"/>
                 <w:szCs w:val="20"/>
               </w:rPr>
-              <w:t xml:space="preserve">1</w:t>
+              <w:t xml:space="preserve">7</w:t>
             </w:r>
           </w:p>
         </w:tc>
@@ -3896,7 +3665,7 @@
                 <w:sz w:val="20"/>
                 <w:szCs w:val="20"/>
               </w:rPr>
-              <w:t xml:space="preserve">1</w:t>
+              <w:t xml:space="preserve">3</w:t>
             </w:r>
           </w:p>
         </w:tc>
@@ -3923,7 +3692,7 @@
                 <w:sz w:val="20"/>
                 <w:szCs w:val="20"/>
               </w:rPr>
-              <w:t xml:space="preserve">Kapı (Bina A)</w:t>
+              <w:t xml:space="preserve">Müracaat</w:t>
             </w:r>
           </w:p>
         </w:tc>
@@ -3948,7 +3717,7 @@
                 <w:sz w:val="20"/>
                 <w:szCs w:val="20"/>
               </w:rPr>
-              <w:t xml:space="preserve">3</w:t>
+              <w:t xml:space="preserve">2</w:t>
             </w:r>
           </w:p>
         </w:tc>
@@ -3973,7 +3742,7 @@
                 <w:sz w:val="20"/>
                 <w:szCs w:val="20"/>
               </w:rPr>
-              <w:t xml:space="preserve">1</w:t>
+              <w:t xml:space="preserve">—</w:t>
             </w:r>
           </w:p>
         </w:tc>
@@ -4000,237 +3769,6 @@
                 <w:sz w:val="20"/>
                 <w:szCs w:val="20"/>
               </w:rPr>
-              <w:t xml:space="preserve">Kapı (Bina B)</w:t>
-            </w:r>
-          </w:p>
-        </w:tc>
-        <w:tc>
-          <w:tcPr>
-            <w:tcW w:type="dxa" w:w="2900"/>
-            <w:tcMar>
-              <w:top w:type="dxa" w:w="80"/>
-              <w:left w:type="dxa" w:w="120"/>
-              <w:bottom w:type="dxa" w:w="80"/>
-              <w:right w:type="dxa" w:w="120"/>
-            </w:tcMar>
-          </w:tcPr>
-          <w:p>
-            <w:pPr>
-              <w:spacing w:after="0" w:line="260"/>
-            </w:pPr>
-            <w:r>
-              <w:rPr>
-                <w:b w:val="false"/>
-                <w:bCs w:val="false"/>
-                <w:sz w:val="20"/>
-                <w:szCs w:val="20"/>
-              </w:rPr>
-              <w:t xml:space="preserve">3</w:t>
-            </w:r>
-          </w:p>
-        </w:tc>
-        <w:tc>
-          <w:tcPr>
-            <w:tcW w:type="dxa" w:w="2700"/>
-            <w:tcMar>
-              <w:top w:type="dxa" w:w="80"/>
-              <w:left w:type="dxa" w:w="120"/>
-              <w:bottom w:type="dxa" w:w="80"/>
-              <w:right w:type="dxa" w:w="120"/>
-            </w:tcMar>
-          </w:tcPr>
-          <w:p>
-            <w:pPr>
-              <w:spacing w:after="0" w:line="260"/>
-            </w:pPr>
-            <w:r>
-              <w:rPr>
-                <w:b w:val="false"/>
-                <w:bCs w:val="false"/>
-                <w:sz w:val="20"/>
-                <w:szCs w:val="20"/>
-              </w:rPr>
-              <w:t xml:space="preserve">1</w:t>
-            </w:r>
-          </w:p>
-        </w:tc>
-      </w:tr>
-      <w:tr>
-        <w:tc>
-          <w:tcPr>
-            <w:tcW w:type="dxa" w:w="3400"/>
-            <w:tcMar>
-              <w:top w:type="dxa" w:w="80"/>
-              <w:left w:type="dxa" w:w="120"/>
-              <w:bottom w:type="dxa" w:w="80"/>
-              <w:right w:type="dxa" w:w="120"/>
-            </w:tcMar>
-          </w:tcPr>
-          <w:p>
-            <w:pPr>
-              <w:spacing w:after="0" w:line="260"/>
-            </w:pPr>
-            <w:r>
-              <w:rPr>
-                <w:b w:val="false"/>
-                <w:bCs w:val="false"/>
-                <w:sz w:val="20"/>
-                <w:szCs w:val="20"/>
-              </w:rPr>
-              <w:t xml:space="preserve">Müracaat (Bina A)</w:t>
-            </w:r>
-          </w:p>
-        </w:tc>
-        <w:tc>
-          <w:tcPr>
-            <w:tcW w:type="dxa" w:w="2900"/>
-            <w:tcMar>
-              <w:top w:type="dxa" w:w="80"/>
-              <w:left w:type="dxa" w:w="120"/>
-              <w:bottom w:type="dxa" w:w="80"/>
-              <w:right w:type="dxa" w:w="120"/>
-            </w:tcMar>
-          </w:tcPr>
-          <w:p>
-            <w:pPr>
-              <w:spacing w:after="0" w:line="260"/>
-            </w:pPr>
-            <w:r>
-              <w:rPr>
-                <w:b w:val="false"/>
-                <w:bCs w:val="false"/>
-                <w:sz w:val="20"/>
-                <w:szCs w:val="20"/>
-              </w:rPr>
-              <w:t xml:space="preserve">1</w:t>
-            </w:r>
-          </w:p>
-        </w:tc>
-        <w:tc>
-          <w:tcPr>
-            <w:tcW w:type="dxa" w:w="2700"/>
-            <w:tcMar>
-              <w:top w:type="dxa" w:w="80"/>
-              <w:left w:type="dxa" w:w="120"/>
-              <w:bottom w:type="dxa" w:w="80"/>
-              <w:right w:type="dxa" w:w="120"/>
-            </w:tcMar>
-          </w:tcPr>
-          <w:p>
-            <w:pPr>
-              <w:spacing w:after="0" w:line="260"/>
-            </w:pPr>
-            <w:r>
-              <w:rPr>
-                <w:b w:val="false"/>
-                <w:bCs w:val="false"/>
-                <w:sz w:val="20"/>
-                <w:szCs w:val="20"/>
-              </w:rPr>
-              <w:t xml:space="preserve">—</w:t>
-            </w:r>
-          </w:p>
-        </w:tc>
-      </w:tr>
-      <w:tr>
-        <w:tc>
-          <w:tcPr>
-            <w:tcW w:type="dxa" w:w="3400"/>
-            <w:tcMar>
-              <w:top w:type="dxa" w:w="80"/>
-              <w:left w:type="dxa" w:w="120"/>
-              <w:bottom w:type="dxa" w:w="80"/>
-              <w:right w:type="dxa" w:w="120"/>
-            </w:tcMar>
-          </w:tcPr>
-          <w:p>
-            <w:pPr>
-              <w:spacing w:after="0" w:line="260"/>
-            </w:pPr>
-            <w:r>
-              <w:rPr>
-                <w:b w:val="false"/>
-                <w:bCs w:val="false"/>
-                <w:sz w:val="20"/>
-                <w:szCs w:val="20"/>
-              </w:rPr>
-              <w:t xml:space="preserve">Müracaat (Bina B)</w:t>
-            </w:r>
-          </w:p>
-        </w:tc>
-        <w:tc>
-          <w:tcPr>
-            <w:tcW w:type="dxa" w:w="2900"/>
-            <w:tcMar>
-              <w:top w:type="dxa" w:w="80"/>
-              <w:left w:type="dxa" w:w="120"/>
-              <w:bottom w:type="dxa" w:w="80"/>
-              <w:right w:type="dxa" w:w="120"/>
-            </w:tcMar>
-          </w:tcPr>
-          <w:p>
-            <w:pPr>
-              <w:spacing w:after="0" w:line="260"/>
-            </w:pPr>
-            <w:r>
-              <w:rPr>
-                <w:b w:val="false"/>
-                <w:bCs w:val="false"/>
-                <w:sz w:val="20"/>
-                <w:szCs w:val="20"/>
-              </w:rPr>
-              <w:t xml:space="preserve">1</w:t>
-            </w:r>
-          </w:p>
-        </w:tc>
-        <w:tc>
-          <w:tcPr>
-            <w:tcW w:type="dxa" w:w="2700"/>
-            <w:tcMar>
-              <w:top w:type="dxa" w:w="80"/>
-              <w:left w:type="dxa" w:w="120"/>
-              <w:bottom w:type="dxa" w:w="80"/>
-              <w:right w:type="dxa" w:w="120"/>
-            </w:tcMar>
-          </w:tcPr>
-          <w:p>
-            <w:pPr>
-              <w:spacing w:after="0" w:line="260"/>
-            </w:pPr>
-            <w:r>
-              <w:rPr>
-                <w:b w:val="false"/>
-                <w:bCs w:val="false"/>
-                <w:sz w:val="20"/>
-                <w:szCs w:val="20"/>
-              </w:rPr>
-              <w:t xml:space="preserve">—</w:t>
-            </w:r>
-          </w:p>
-        </w:tc>
-      </w:tr>
-      <w:tr>
-        <w:tc>
-          <w:tcPr>
-            <w:tcW w:type="dxa" w:w="3400"/>
-            <w:tcMar>
-              <w:top w:type="dxa" w:w="80"/>
-              <w:left w:type="dxa" w:w="120"/>
-              <w:bottom w:type="dxa" w:w="80"/>
-              <w:right w:type="dxa" w:w="120"/>
-            </w:tcMar>
-          </w:tcPr>
-          <w:p>
-            <w:pPr>
-              <w:spacing w:after="0" w:line="260"/>
-            </w:pPr>
-            <w:r>
-              <w:rPr>
-                <w:b w:val="false"/>
-                <w:bCs w:val="false"/>
-                <w:sz w:val="20"/>
-                <w:szCs w:val="20"/>
-              </w:rPr>
               <w:t xml:space="preserve">Toplam</w:t>
             </w:r>
           </w:p>
@@ -4320,7 +3858,19 @@
           <w:sz w:val="22"/>
           <w:szCs w:val="22"/>
         </w:rPr>
-        <w:t xml:space="preserve">Bu bölümdeki bütün sayılar birer parametredir. Görev noktası eklenmesi, kontrol odasının ikinci binaya taşınması, vardiya sayısının değiştirilmesi veya kadro sayılarının güncellenmesi yönetim arayüzünden yapılabilmekte, çözücü modeli bu değişiklikleri kendiliğinden dikkate almaktadır.</w:t>
+        <w:t xml:space="preserve">Bu bölümdeki bütün sayılar birer parametredir. Görev noktası eklenmesi, vardiya sayısının değiştirilmesi veya kadro sayılarının güncellenmesi yönetim arayüzünden yapılabilmekte, çözücü modeli bu değişiklikleri kendiliğinden dikkate almaktadır.</w:t>
+      </w:r>
+    </w:p>
+    <w:p>
+      <w:pPr>
+        <w:spacing w:after="120" w:line="300"/>
+      </w:pPr>
+      <w:r>
+        <w:rPr>
+          <w:sz w:val="22"/>
+          <w:szCs w:val="22"/>
+        </w:rPr>
+        <w:t xml:space="preserve">Planlama dönemi varsayılan olarak bir haftadır; yönetici bunu istediği bir uzunluğa çıkarabilir. Aşağıdaki 4.2 bölümündeki performans kabul kriteri, bu varsayılanın üzerinde kasıtlı bir stres testi ölçeğidir.</w:t>
       </w:r>
     </w:p>
     <w:p>
@@ -5764,7 +5314,7 @@
           <w:sz w:val="22"/>
           <w:szCs w:val="22"/>
         </w:rPr>
-        <w:t xml:space="preserve">Kırk personel ve yirmi sekiz günlük referans örnek altmış saniyenin altında çözülür.</w:t>
+        <w:t xml:space="preserve">Kırk personel ve yirmi sekiz günlük referans örnek (varsayılan bir haftalık dönemden büyük, kasıtlı bir stres testi ölçeği) altmış saniyenin altında çözülür.</w:t>
       </w:r>
     </w:p>
     <w:p>
